--- a/por/docx/20.content.docx
+++ b/por/docx/20.content.docx
@@ -11,6 +11,15 @@
         <w:pStyle w:val="Heading2"/>
       </w:pPr>
       <w:r>
+        <w:t>Resource: Notas de Estudo (Tyndale)</w:t>
+      </w:r>
+      <w:r/>
+    </w:p>
+    <w:p>
+      <w:pPr>
+        <w:pStyle w:val="Heading2"/>
+      </w:pPr>
+      <w:r>
         <w:t>License Information</w:t>
       </w:r>
       <w:r/>
@@ -21,7 +30,7 @@
         <w:rPr>
           <w:b/>
         </w:rPr>
-        <w:t>Study Notes (Tyndale)</w:t>
+        <w:t>Notas de Estudo (Tyndale)</w:t>
       </w:r>
       <w:r>
         <w:t xml:space="preserve"> (Portuguese) is based on</w:t>
@@ -74,7 +83,7 @@
         <w:pStyle w:val="Heading1"/>
       </w:pPr>
       <w:r>
-        <w:t>Study Notes (Tyndale)</w:t>
+        <w:t>Notas de Estudo (Tyndale)</w:t>
       </w:r>
     </w:p>
     <w:p>
@@ -83,6 +92,51 @@
           <w:headerReference w:type="even" r:id="rId8"/>
           <w:headerReference w:type="default" r:id="rId9"/>
           <w:footerReference w:type="default" r:id="rId10"/>
+          <w:footnotePr>
+            <w:numRestart w:val="eachSect"/>
+          </w:footnotePr>
+          <w:type w:val="continuous"/>
+          <w:pgSz w:w="12240" w:h="15840" w:code="1"/>
+          <w:pgMar w:top="1440" w:right="1440" w:bottom="1440" w:left="1440" w:header="504" w:footer="504" w:gutter="0"/>
+          <w:cols w:space="708"/>
+          <w:titlePg/>
+          <w:docGrid w:linePitch="360"/>
+        </w:sectPr>
+      </w:pPr>
+    </w:p>
+    <w:p>
+      <w:r/>
+    </w:p>
+    <w:p>
+      <w:pPr>
+        <w:pStyle w:val="Heading2"/>
+      </w:pPr>
+      <w:r>
+        <w:t>PRO</w:t>
+      </w:r>
+      <w:r/>
+    </w:p>
+    <w:p>
+      <w:r/>
+      <w:r>
+        <w:rPr>
+          <w:i/>
+        </w:rPr>
+        <w:t>Provérbios 1.1, Provérbios 1.2–3, Provérbios 1.2–7, Provérbios 1.4, Provérbios 1.6, Provérbios 1.7, Provérbios 1.8–19, Provérbios 1.8–9.18, Provérbios 1.9, Provérbios 1.10–19, Provérbios 1.12, Provérbios 1.17–19, Provérbios 1.20–33, Provérbios 1.22, Provérbios 1.23, Provérbios 1.24–27, Provérbios 1.28, Provérbios 1.29–30, Provérbios 1.31, Provérbios 1.33, Provérbios 2.1, Provérbios 2.1–22, Provérbios 2.2–3, Provérbios 2.4, Provérbios 2.5, Provérbios 2.6, Provérbios 2.7–8, Provérbios 2.10, Provérbios 2.12–15, Provérbios 2.16, Provérbios 2.17, Provérbios 2.18–19, Provérbios 2.20–22, Provérbios 3.1, Provérbios 3.1–12, Provérbios 3.2, Provérbios 3.3, Provérbios 3.5–6, Provérbios 3.8, Provérbios 3.9–10, Provérbios 3.11–12, Provérbios 3.13, Provérbios 3.14–15, Provérbios 3.18, Provérbios 3.19–20, Provérbios 3.21–26, Provérbios 3.27–28, Provérbios 3.29, Provérbios 3.30, Provérbios 3.31–32, Provérbios 4.1, Provérbios 4.2, Provérbios 4.3, Provérbios 4.4, Provérbios 4.5, Provérbios 4.6, Provérbios 4.7–8, Provérbios 4.9, Provérbios 4.10, Provérbios 4.10–19, Provérbios 4.11–12, Provérbios 4.16, Provérbios 4.17, Provérbios 4.18–19, Provérbios 4.20–21, Provérbios 4.20–27, Provérbios 4.22, Provérbios 4.23, Provérbios 4.24, Provérbios 5.1–2, Provérbios 5.1–23, Provérbios 5.3–4, Provérbios 5.5–6, Provérbios 5.9–10, Provérbios 5.11, Provérbios 5.15–18, Provérbios 5.19, Provérbios 5.21–23, Provérbios 5.22, Provérbios 5.23, Provérbios 6.1–5, Provérbios 6.3–5, Provérbios 6.6–11, Provérbios 6.10–11, Provérbios 6.12–15, Provérbios 6.13, Provérbios 6.15, Provérbios 6.16–19, Provérbios 6.19, Provérbios 6.20–35, Provérbios 6.24–25, Provérbios 6.26, Provérbios 6.27–29, Provérbios 6.30–31, Provérbios 6.32–35, Provérbios 7.1–27, Provérbios 7.2, Provérbios 7.3, Provérbios 7.4, Provérbios 7.5, Provérbios 7.6–7, Provérbios 7.6–23, Provérbios 7.9, Provérbios 7.10, Provérbios 7.12, Provérbios 7.14, Provérbios 7.16–17, Provérbios 7.18, Provérbios 7.21–23, Provérbios 7.24–27, Provérbios 8.1–2, Provérbios 8.1–9.18, Provérbios 8.2, Provérbios 8.3, Provérbios 8.6–9, Provérbios 8.10–11, Provérbios 8.12, Provérbios 8.13, Provérbios 8.15–16, Provérbios 8.22–25, Provérbios 8.27–29, Provérbios 8.30, Provérbios 8.32–36, Provérbios 8.35–36, Provérbios 9.1, Provérbios 9.1–6, Provérbios 9.2, Provérbios 9.3, Provérbios 9.4, Provérbios 9.6, Provérbios 9.7–9, Provérbios 9.10–12, Provérbios 9.13, Provérbios 9.13–18, Provérbios 9.14, Provérbios 9.17, Provérbios 9.18, Provérbios 10.1, Provérbios 10.1–22.16, Provérbios 10.2, Provérbios 10.3, Provérbios 10.4–5, Provérbios 10.7, Provérbios 10.9, Provérbios 10.10, Provérbios 10.11, Provérbios 10.13, Provérbios 10.15, Provérbios 10.17, Provérbios 10.19, Provérbios 10.20, Provérbios 10.25, Provérbios 10.30, Provérbios 11.1, Provérbios 11.2, Provérbios 11.4, Provérbios 11.10, Provérbios 11.13, Provérbios 11.14, Provérbios 11.15, Provérbios 11.16, Provérbios 11.21, Provérbios 11.22, Provérbios 11.23, Provérbios 11.24–26, Provérbios 11.28, Provérbios 11.31, Provérbios 12.4, Provérbios 12.7, Provérbios 12.8, Provérbios 12.9, Provérbios 12.11, Provérbios 12.12, Provérbios 12.15, Provérbios 12.16, Provérbios 12.17, Provérbios 13.1, Provérbios 13.3, Provérbios 13.7, Provérbios 13.8, Provérbios 13.9, Provérbios 13.17, Provérbios 13.20, Provérbios 13.23, Provérbios 13.24, Provérbios 14.1, Provérbios 14.2, Provérbios 14.3, Provérbios 14.4, Provérbios 14.5, Provérbios 14.9, Provérbios 14.10, Provérbios 14.11, Provérbios 14.12, Provérbios 14.13, Provérbios 14.14, Provérbios 14.17, Provérbios 14.18, Provérbios 14.20, Provérbios 14.21, Provérbios 14.24, Provérbios 14.28, Provérbios 14.29, Provérbios 14.30, Provérbios 14.31, Provérbios 14.32, Provérbios 14.34, Provérbios 15.1, Provérbios 15.2, Provérbios 15.3, Provérbios 15.5, Provérbios 15.6, Provérbios 15.8, Provérbios 15.11, Provérbios 15.12, Provérbios 15.13, Provérbios 15.14, Provérbios 15.15, Provérbios 15.16, Provérbios 15.17, Provérbios 15.18, Provérbios 15.19, Provérbios 15.22, Provérbios 15.24, Provérbios 15.25, Provérbios 15.29, Provérbios 15.30, Provérbios 15.33, Provérbios 16.1, Provérbios 16.2, Provérbios 16.3, Provérbios 16.4, Provérbios 16.5, Provérbios 16.6, Provérbios 16.8, Provérbios 16.10, Provérbios 16.10–15, Provérbios 16.11, Provérbios 16.12–13, Provérbios 16.14–15, Provérbios 16.16, Provérbios 16.18, Provérbios 16.25, Provérbios 16.27–29, Provérbios 16.31, Provérbios 16.32, Provérbios 16.33, Provérbios 17.2, Provérbios 17.3, Provérbios 17.4, Provérbios 17.5, Provérbios 17.6, Provérbios 17.9, Provérbios 17.10, Provérbios 17.11, Provérbios 17.12, Provérbios 17.14, Provérbios 17.18, Provérbios 17.19, Provérbios 17.24, Provérbios 17.25, Provérbios 18.4, Provérbios 18.8, Provérbios 18.10–11, Provérbios 18.12, Provérbios 18.14, Provérbios 18.16, Provérbios 18.17, Provérbios 18.18, Provérbios 18.21, Provérbios 18.23, Provérbios 18.24, Provérbios 19.1, Provérbios 19.2, Provérbios 19.3, Provérbios 19.5, Provérbios 19.8, Provérbios 19.9, Provérbios 19.12, Provérbios 19.13–14, Provérbios 19.16, Provérbios 19.18, Provérbios 19.24, Provérbios 19.25, Provérbios 19.26, Provérbios 20.1, Provérbios 20.2, Provérbios 20.6, Provérbios 20.8, Provérbios 20.9, Provérbios 20.10, Provérbios 20.12, Provérbios 20.13, Provérbios 20.14, Provérbios 20.16, Provérbios 20.19, Provérbios 20.21, Provérbios 20.22, Provérbios 20.23, Provérbios 20.24, Provérbios 20.25, Provérbios 20.26, Provérbios 20.27, Provérbios 20.28, Provérbios 20.30, Provérbios 21.1, Provérbios 21.2, Provérbios 21.3, Provérbios 21.4, Provérbios 21.8, Provérbios 21.9, Provérbios 21.10, Provérbios 21.11, Provérbios 21.12, Provérbios 21.15, Provérbios 21.16, Provérbios 21.17, Provérbios 21.18, Provérbios 21.19, Provérbios 21.20, Provérbios 21.21, Provérbios 21.22, Provérbios 21.24, Provérbios 21.26, Provérbios 21.30–31, Provérbios 22.1, Provérbios 22.2, Provérbios 22.3, Provérbios 22.4, Provérbios 22.5, Provérbios 22.7, Provérbios 22.11, Provérbios 22.12, Provérbios 22.13, Provérbios 22.14, Provérbios 22.15, Provérbios 22.16, Provérbios 22.17–21, Provérbios 22.17–24.22, Provérbios 22.20, Provérbios 22.22–23, Provérbios 22.24–25, Provérbios 22.26–27, Provérbios 22.28, Provérbios 22.29, Provérbios 23.1–3, Provérbios 23.4–5, Provérbios 23.6–8, Provérbios 23.9, Provérbios 23.10–11, Provérbios 23.12, Provérbios 23.13–14, Provérbios 23.15–16, Provérbios 23.17–18, Provérbios 23.19–21, Provérbios 23.22–25, Provérbios 23.26–28, Provérbios 23.29–35, Provérbios 24.1–2, Provérbios 24.3–4, Provérbios 24.5–6, Provérbios 24.7, Provérbios 24.8–9, Provérbios 24.10, Provérbios 24.11–12, Provérbios 24.13–14, Provérbios 24.15–16, Provérbios 24.17–18, Provérbios 24.19–20, Provérbios 24.21–22, Provérbios 24.23–25, Provérbios 24.23–34, Provérbios 24.26, Provérbios 24.27, Provérbios 24.28–29, Provérbios 24.30–34, Provérbios 24.33–34, Provérbios 25.1–29.27, Provérbios 25.2–3, Provérbios 25.4–5, Provérbios 25.6–7, Provérbios 25.7, Provérbios 25.9–10, Provérbios 25.11–12, Provérbios 25.13, Provérbios 25.14, Provérbios 25.16–17, Provérbios 25.18, Provérbios 25.21–22, Provérbios 25.24, Provérbios 25.26, Provérbios 25.27–28, Provérbios 26.1, Provérbios 26.2, Provérbios 26.3, Provérbios 26.4–5, Provérbios 26.7, Provérbios 26.9, Provérbios 26.10, Provérbios 26.11, Provérbios 26.12, Provérbios 26.13–16, Provérbios 26.15, Provérbios 26.17, Provérbios 26.18–19, Provérbios 26.20–21, Provérbios 26.22, Provérbios 26.23–26, Provérbios 26.27, Provérbios 27.1, Provérbios 27.2, Provérbios 27.3, Provérbios 27.4, Provérbios 27.5, Provérbios 27.6, Provérbios 27.7, Provérbios 27.8, Provérbios 27.9, Provérbios 27.10, Provérbios 27.11, Provérbios 27.12, Provérbios 27.13, Provérbios 27.14, Provérbios 27.15, Provérbios 27.17, Provérbios 27.18, Provérbios 27.20, Provérbios 27.21, Provérbios 27.22, Provérbios 27.23–27, Provérbios 28.1, Provérbios 28.2, Provérbios 28.4, Provérbios 28.5, Provérbios 28.6, Provérbios 28.7, Provérbios 28.8, Provérbios 28.9, Provérbios 28.12, Provérbios 28.13, Provérbios 28.15, Provérbios 28.17, Provérbios 28.19, Provérbios 28.20, Provérbios 28.21, Provérbios 28.23, Provérbios 28.24, Provérbios 28.25, Provérbios 28.26, Provérbios 28.28, Provérbios 29.3, Provérbios 29.4, Provérbios 29.5, Provérbios 29.11, Provérbios 29.13, Provérbios 29.15, Provérbios 29.18, Provérbios 29.19, Provérbios 29.23, Provérbios 29.24, Provérbios 29.25, Provérbios 30.1, Provérbios 30.1–3, Provérbios 30.4–6, Provérbios 30.7–9, Provérbios 30.11–14, Provérbios 30.15–16, Provérbios 30.17, Provérbios 30.18–19, Provérbios 30.20, Provérbios 30.21–23, Provérbios 30.24–28, Provérbios 31.1–9, Provérbios 31.2–3, Provérbios 31.4–7, Provérbios 31.8–9, Provérbios 31.10–12, Provérbios 31.10–31, Provérbios 31.13–15, Provérbios 31.16–18, Provérbios 31.19–21, Provérbios 31.22–24, Provérbios 31.25–27, Provérbios 31.28–29, Provérbios 31.30–31</w:t>
+      </w:r>
+      <w:r/>
+    </w:p>
+    <w:p>
+      <w:r/>
+      <w:r>
+        <w:t xml:space="preserve"> </w:t>
+      </w:r>
+      <w:r/>
+      <w:r/>
+    </w:p>
+    <w:p>
+      <w:pPr>
+        <w:sectPr>
           <w:footnotePr>
             <w:numRestart w:val="eachSect"/>
           </w:footnotePr>

--- a/por/docx/20.content.docx
+++ b/por/docx/20.content.docx
@@ -163,13 +163,6 @@
         <w:rPr>
           <w:lang w:val="pt_PT" w:bidi="pt_PT"/>
         </w:rPr>
-      </w:r>
-      <w:r>
-        <w:rPr>
-          <w:i/>
-          <w:lang w:val="pt_PT" w:bidi="pt_PT"/>
-        </w:rPr>
-        <w:t>Provérbios 1.1, Provérbios 1.2–3, Provérbios 1.2–7, Provérbios 1.4, Provérbios 1.6, Provérbios 1.7, Provérbios 1.8–19, Provérbios 1.8–9.18, Provérbios 1.9, Provérbios 1.10–19, Provérbios 1.12, Provérbios 1.17–19, Provérbios 1.20–33, Provérbios 1.22, Provérbios 1.23, Provérbios 1.24–27, Provérbios 1.28, Provérbios 1.29–30, Provérbios 1.31, Provérbios 1.33, Provérbios 2.1, Provérbios 2.1–22, Provérbios 2.2–3, Provérbios 2.4, Provérbios 2.5, Provérbios 2.6, Provérbios 2.7–8, Provérbios 2.10, Provérbios 2.12–15, Provérbios 2.16, Provérbios 2.17, Provérbios 2.18–19, Provérbios 2.20–22, Provérbios 3.1, Provérbios 3.1–12, Provérbios 3.2, Provérbios 3.3, Provérbios 3.5–6, Provérbios 3.8, Provérbios 3.9–10, Provérbios 3.11–12, Provérbios 3.13, Provérbios 3.14–15, Provérbios 3.18, Provérbios 3.19–20, Provérbios 3.21–26, Provérbios 3.27–28, Provérbios 3.29, Provérbios 3.30, Provérbios 3.31–32, Provérbios 4.1, Provérbios 4.2, Provérbios 4.3, Provérbios 4.4, Provérbios 4.5, Provérbios 4.6, Provérbios 4.7–8, Provérbios 4.9, Provérbios 4.10, Provérbios 4.10–19, Provérbios 4.11–12, Provérbios 4.16, Provérbios 4.17, Provérbios 4.18–19, Provérbios 4.20–21, Provérbios 4.20–27, Provérbios 4.22, Provérbios 4.23, Provérbios 4.24, Provérbios 5.1–2, Provérbios 5.1–23, Provérbios 5.3–4, Provérbios 5.5–6, Provérbios 5.9–10, Provérbios 5.11, Provérbios 5.15–18, Provérbios 5.19, Provérbios 5.21–23, Provérbios 5.22, Provérbios 5.23, Provérbios 6.1–5, Provérbios 6.3–5, Provérbios 6.6–11, Provérbios 6.10–11, Provérbios 6.12–15, Provérbios 6.13, Provérbios 6.15, Provérbios 6.16–19, Provérbios 6.19, Provérbios 6.20–35, Provérbios 6.24–25, Provérbios 6.26, Provérbios 6.27–29, Provérbios 6.30–31, Provérbios 6.32–35, Provérbios 7.1–27, Provérbios 7.2, Provérbios 7.3, Provérbios 7.4, Provérbios 7.5, Provérbios 7.6–7, Provérbios 7.6–23, Provérbios 7.9, Provérbios 7.10, Provérbios 7.12, Provérbios 7.14, Provérbios 7.16–17, Provérbios 7.18, Provérbios 7.21–23, Provérbios 7.24–27, Provérbios 8.1–2, Provérbios 8.1–9.18, Provérbios 8.2, Provérbios 8.3, Provérbios 8.6–9, Provérbios 8.10–11, Provérbios 8.12, Provérbios 8.13, Provérbios 8.15–16, Provérbios 8.22–25, Provérbios 8.27–29, Provérbios 8.30, Provérbios 8.32–36, Provérbios 8.35–36, Provérbios 9.1, Provérbios 9.1–6, Provérbios 9.2, Provérbios 9.3, Provérbios 9.4, Provérbios 9.6, Provérbios 9.7–9, Provérbios 9.10–12, Provérbios 9.13, Provérbios 9.13–18, Provérbios 9.14, Provérbios 9.17, Provérbios 9.18, Provérbios 10.1, Provérbios 10.1–22.16, Provérbios 10.2, Provérbios 10.3, Provérbios 10.4–5, Provérbios 10.7, Provérbios 10.9, Provérbios 10.10, Provérbios 10.11, Provérbios 10.13, Provérbios 10.15, Provérbios 10.17, Provérbios 10.19, Provérbios 10.20, Provérbios 10.25, Provérbios 10.30, Provérbios 11.1, Provérbios 11.2, Provérbios 11.4, Provérbios 11.10, Provérbios 11.13, Provérbios 11.14, Provérbios 11.15, Provérbios 11.16, Provérbios 11.21, Provérbios 11.22, Provérbios 11.23, Provérbios 11.24–26, Provérbios 11.28, Provérbios 11.31, Provérbios 12.4, Provérbios 12.7, Provérbios 12.8, Provérbios 12.9, Provérbios 12.11, Provérbios 12.12, Provérbios 12.15, Provérbios 12.16, Provérbios 12.17, Provérbios 13.1, Provérbios 13.3, Provérbios 13.7, Provérbios 13.8, Provérbios 13.9, Provérbios 13.17, Provérbios 13.20, Provérbios 13.23, Provérbios 13.24, Provérbios 14.1, Provérbios 14.2, Provérbios 14.3, Provérbios 14.4, Provérbios 14.5, Provérbios 14.9, Provérbios 14.10, Provérbios 14.11, Provérbios 14.12, Provérbios 14.13, Provérbios 14.14, Provérbios 14.17, Provérbios 14.18, Provérbios 14.20, Provérbios 14.21, Provérbios 14.24, Provérbios 14.28, Provérbios 14.29, Provérbios 14.30, Provérbios 14.31, Provérbios 14.32, Provérbios 14.34, Provérbios 15.1, Provérbios 15.2, Provérbios 15.3, Provérbios 15.5, Provérbios 15.6, Provérbios 15.8, Provérbios 15.11, Provérbios 15.12, Provérbios 15.13, Provérbios 15.14, Provérbios 15.15, Provérbios 15.16, Provérbios 15.17, Provérbios 15.18, Provérbios 15.19, Provérbios 15.22, Provérbios 15.24, Provérbios 15.25, Provérbios 15.29, Provérbios 15.30, Provérbios 15.33, Provérbios 16.1, Provérbios 16.2, Provérbios 16.3, Provérbios 16.4, Provérbios 16.5, Provérbios 16.6, Provérbios 16.8, Provérbios 16.10, Provérbios 16.10–15, Provérbios 16.11, Provérbios 16.12–13, Provérbios 16.14–15, Provérbios 16.16, Provérbios 16.18, Provérbios 16.25, Provérbios 16.27–29, Provérbios 16.31, Provérbios 16.32, Provérbios 16.33, Provérbios 17.2, Provérbios 17.3, Provérbios 17.4, Provérbios 17.5, Provérbios 17.6, Provérbios 17.9, Provérbios 17.10, Provérbios 17.11, Provérbios 17.12, Provérbios 17.14, Provérbios 17.18, Provérbios 17.19, Provérbios 17.24, Provérbios 17.25, Provérbios 18.4, Provérbios 18.8, Provérbios 18.10–11, Provérbios 18.12, Provérbios 18.14, Provérbios 18.16, Provérbios 18.17, Provérbios 18.18, Provérbios 18.21, Provérbios 18.23, Provérbios 18.24, Provérbios 19.1, Provérbios 19.2, Provérbios 19.3, Provérbios 19.5, Provérbios 19.8, Provérbios 19.9, Provérbios 19.12, Provérbios 19.13–14, Provérbios 19.16, Provérbios 19.18, Provérbios 19.24, Provérbios 19.25, Provérbios 19.26, Provérbios 20.1, Provérbios 20.2, Provérbios 20.6, Provérbios 20.8, Provérbios 20.9, Provérbios 20.10, Provérbios 20.12, Provérbios 20.13, Provérbios 20.14, Provérbios 20.16, Provérbios 20.19, Provérbios 20.21, Provérbios 20.22, Provérbios 20.23, Provérbios 20.24, Provérbios 20.25, Provérbios 20.26, Provérbios 20.27, Provérbios 20.28, Provérbios 20.30, Provérbios 21.1, Provérbios 21.2, Provérbios 21.3, Provérbios 21.4, Provérbios 21.8, Provérbios 21.9, Provérbios 21.10, Provérbios 21.11, Provérbios 21.12, Provérbios 21.15, Provérbios 21.16, Provérbios 21.17, Provérbios 21.18, Provérbios 21.19, Provérbios 21.20, Provérbios 21.21, Provérbios 21.22, Provérbios 21.24, Provérbios 21.26, Provérbios 21.30–31, Provérbios 22.1, Provérbios 22.2, Provérbios 22.3, Provérbios 22.4, Provérbios 22.5, Provérbios 22.7, Provérbios 22.11, Provérbios 22.12, Provérbios 22.13, Provérbios 22.14, Provérbios 22.15, Provérbios 22.16, Provérbios 22.17–21, Provérbios 22.17–24.22, Provérbios 22.20, Provérbios 22.22–23, Provérbios 22.24–25, Provérbios 22.26–27, Provérbios 22.28, Provérbios 22.29, Provérbios 23.1–3, Provérbios 23.4–5, Provérbios 23.6–8, Provérbios 23.9, Provérbios 23.10–11, Provérbios 23.12, Provérbios 23.13–14, Provérbios 23.15–16, Provérbios 23.17–18, Provérbios 23.19–21, Provérbios 23.22–25, Provérbios 23.26–28, Provérbios 23.29–35, Provérbios 24.1–2, Provérbios 24.3–4, Provérbios 24.5–6, Provérbios 24.7, Provérbios 24.8–9, Provérbios 24.10, Provérbios 24.11–12, Provérbios 24.13–14, Provérbios 24.15–16, Provérbios 24.17–18, Provérbios 24.19–20, Provérbios 24.21–22, Provérbios 24.23–25, Provérbios 24.23–34, Provérbios 24.26, Provérbios 24.27, Provérbios 24.28–29, Provérbios 24.30–34, Provérbios 24.33–34, Provérbios 25.1–29.27, Provérbios 25.2–3, Provérbios 25.4–5, Provérbios 25.6–7, Provérbios 25.7, Provérbios 25.9–10, Provérbios 25.11–12, Provérbios 25.13, Provérbios 25.14, Provérbios 25.16–17, Provérbios 25.18, Provérbios 25.21–22, Provérbios 25.24, Provérbios 25.26, Provérbios 25.27–28, Provérbios 26.1, Provérbios 26.2, Provérbios 26.3, Provérbios 26.4–5, Provérbios 26.7, Provérbios 26.9, Provérbios 26.10, Provérbios 26.11, Provérbios 26.12, Provérbios 26.13–16, Provérbios 26.15, Provérbios 26.17, Provérbios 26.18–19, Provérbios 26.20–21, Provérbios 26.22, Provérbios 26.23–26, Provérbios 26.27, Provérbios 27.1, Provérbios 27.2, Provérbios 27.3, Provérbios 27.4, Provérbios 27.5, Provérbios 27.6, Provérbios 27.7, Provérbios 27.8, Provérbios 27.9, Provérbios 27.10, Provérbios 27.11, Provérbios 27.12, Provérbios 27.13, Provérbios 27.14, Provérbios 27.15, Provérbios 27.17, Provérbios 27.18, Provérbios 27.20, Provérbios 27.21, Provérbios 27.22, Provérbios 27.23–27, Provérbios 28.1, Provérbios 28.2, Provérbios 28.4, Provérbios 28.5, Provérbios 28.6, Provérbios 28.7, Provérbios 28.8, Provérbios 28.9, Provérbios 28.12, Provérbios 28.13, Provérbios 28.15, Provérbios 28.17, Provérbios 28.19, Provérbios 28.20, Provérbios 28.21, Provérbios 28.23, Provérbios 28.24, Provérbios 28.25, Provérbios 28.26, Provérbios 28.28, Provérbios 29.3, Provérbios 29.4, Provérbios 29.5, Provérbios 29.11, Provérbios 29.13, Provérbios 29.15, Provérbios 29.18, Provérbios 29.19, Provérbios 29.23, Provérbios 29.24, Provérbios 29.25, Provérbios 30.1, Provérbios 30.1–3, Provérbios 30.4–6, Provérbios 30.7–9, Provérbios 30.11–14, Provérbios 30.15–16, Provérbios 30.17, Provérbios 30.18–19, Provérbios 30.20, Provérbios 30.21–23, Provérbios 30.24–28, Provérbios 31.1–9, Provérbios 31.2–3, Provérbios 31.4–7, Provérbios 31.8–9, Provérbios 31.10–12, Provérbios 31.10–31, Provérbios 31.13–15, Provérbios 31.16–18, Provérbios 31.19–21, Provérbios 31.22–24, Provérbios 31.25–27, Provérbios 31.28–29, Provérbios 31.30–31</w:t>
       </w:r>
       <w:r>
         <w:rPr>

--- a/por/docx/20.content.docx
+++ b/por/docx/20.content.docx
@@ -150,19 +150,6 @@
           <w:lang w:val="pt_PT" w:bidi="pt_PT"/>
         </w:rPr>
         <w:t>PRO</w:t>
-      </w:r>
-      <w:r>
-        <w:rPr>
-          <w:lang w:val="pt_PT" w:bidi="pt_PT"/>
-        </w:rPr>
-      </w:r>
-    </w:p>
-    <w:p>
-      <w:pPr/>
-      <w:r>
-        <w:rPr>
-          <w:lang w:val="pt_PT" w:bidi="pt_PT"/>
-        </w:rPr>
       </w:r>
       <w:r>
         <w:rPr>

--- a/por/docx/20.content.docx
+++ b/por/docx/20.content.docx
@@ -19,7 +19,7 @@
         <w:rPr>
           <w:lang w:val="pt_PT" w:bidi="pt_PT"/>
         </w:rPr>
-        <w:t>Resource: Notas de Estudo (Tyndale)</w:t>
+        <w:t>Resource: Tyndale Open Study Notes</w:t>
       </w:r>
       <w:r>
         <w:rPr>
@@ -112,7 +112,7 @@
         <w:rPr>
           <w:lang w:val="pt_PT" w:bidi="pt_PT"/>
         </w:rPr>
-        <w:t>Notas de Estudo (Tyndale)</w:t>
+        <w:t>Tyndale Open Study Notes</w:t>
       </w:r>
     </w:p>
     <w:p>

--- a/por/docx/20.content.docx
+++ b/por/docx/20.content.docx
@@ -19,7 +19,7 @@
         <w:rPr>
           <w:lang w:val="pt_PT" w:bidi="pt_PT"/>
         </w:rPr>
-        <w:t>Resource: Tyndale Open Study Notes</w:t>
+        <w:t>Resource: Aquifer Open Study Notes</w:t>
       </w:r>
       <w:r>
         <w:rPr>
@@ -112,7 +112,7 @@
         <w:rPr>
           <w:lang w:val="pt_PT" w:bidi="pt_PT"/>
         </w:rPr>
-        <w:t>Tyndale Open Study Notes</w:t>
+        <w:t>Aquifer Open Study Notes</w:t>
       </w:r>
     </w:p>
     <w:p>
